--- a/Tables/temp_graz_effect.docx
+++ b/Tables/temp_graz_effect.docx
@@ -29,17 +29,37 @@
               <w:pStyle w:val="Normal"/>
             </w:pPr>
             <w:r>
-              <w:t>P_mu</w:t>
-            </w:r>
-          </w:p>
-        </w:tc>
-        <w:tc>
-          <w:p>
-            <w:pPr>
-              <w:pStyle w:val="Normal"/>
-            </w:pPr>
-            <w:r>
-              <w:t>P_tau</w:t>
+              <w:t>P_mu_t</w:t>
+            </w:r>
+          </w:p>
+        </w:tc>
+        <w:tc>
+          <w:p>
+            <w:pPr>
+              <w:pStyle w:val="Normal"/>
+            </w:pPr>
+            <w:r>
+              <w:t>P_tau_t</w:t>
+            </w:r>
+          </w:p>
+        </w:tc>
+        <w:tc>
+          <w:p>
+            <w:pPr>
+              <w:pStyle w:val="Normal"/>
+            </w:pPr>
+            <w:r>
+              <w:t>P_mu_g</w:t>
+            </w:r>
+          </w:p>
+        </w:tc>
+        <w:tc>
+          <w:p>
+            <w:pPr>
+              <w:pStyle w:val="Normal"/>
+            </w:pPr>
+            <w:r>
+              <w:t>P_tau_g</w:t>
             </w:r>
           </w:p>
         </w:tc>
@@ -111,6 +131,26 @@
               <w:pStyle w:val="Normal"/>
             </w:pPr>
             <w:r>
+              <w:t>0.5</w:t>
+            </w:r>
+          </w:p>
+        </w:tc>
+        <w:tc>
+          <w:p>
+            <w:pPr>
+              <w:pStyle w:val="Normal"/>
+            </w:pPr>
+            <w:r>
+              <w:t>0.50</w:t>
+            </w:r>
+          </w:p>
+        </w:tc>
+        <w:tc>
+          <w:p>
+            <w:pPr>
+              <w:pStyle w:val="Normal"/>
+            </w:pPr>
+            <w:r>
               <w:t>0.50</w:t>
             </w:r>
           </w:p>
@@ -193,6 +233,26 @@
               <w:pStyle w:val="Normal"/>
             </w:pPr>
             <w:r>
+              <w:t>1.0</w:t>
+            </w:r>
+          </w:p>
+        </w:tc>
+        <w:tc>
+          <w:p>
+            <w:pPr>
+              <w:pStyle w:val="Normal"/>
+            </w:pPr>
+            <w:r>
+              <w:t>0.14</w:t>
+            </w:r>
+          </w:p>
+        </w:tc>
+        <w:tc>
+          <w:p>
+            <w:pPr>
+              <w:pStyle w:val="Normal"/>
+            </w:pPr>
+            <w:r>
               <w:t>1.00</w:t>
             </w:r>
           </w:p>
@@ -275,6 +335,26 @@
               <w:pStyle w:val="Normal"/>
             </w:pPr>
             <w:r>
+              <w:t>1.0</w:t>
+            </w:r>
+          </w:p>
+        </w:tc>
+        <w:tc>
+          <w:p>
+            <w:pPr>
+              <w:pStyle w:val="Normal"/>
+            </w:pPr>
+            <w:r>
+              <w:t>0.20</w:t>
+            </w:r>
+          </w:p>
+        </w:tc>
+        <w:tc>
+          <w:p>
+            <w:pPr>
+              <w:pStyle w:val="Normal"/>
+            </w:pPr>
+            <w:r>
               <w:t>1.00</w:t>
             </w:r>
           </w:p>
@@ -357,6 +437,26 @@
               <w:pStyle w:val="Normal"/>
             </w:pPr>
             <w:r>
+              <w:t>1.0</w:t>
+            </w:r>
+          </w:p>
+        </w:tc>
+        <w:tc>
+          <w:p>
+            <w:pPr>
+              <w:pStyle w:val="Normal"/>
+            </w:pPr>
+            <w:r>
+              <w:t>0.86</w:t>
+            </w:r>
+          </w:p>
+        </w:tc>
+        <w:tc>
+          <w:p>
+            <w:pPr>
+              <w:pStyle w:val="Normal"/>
+            </w:pPr>
+            <w:r>
               <w:t>1.00</w:t>
             </w:r>
           </w:p>
@@ -367,7 +467,7 @@
               <w:pStyle w:val="Normal"/>
             </w:pPr>
             <w:r>
-              <w:t>1.00</w:t>
+              <w:t>0.99</w:t>
             </w:r>
           </w:p>
         </w:tc>
@@ -439,6 +539,26 @@
               <w:pStyle w:val="Normal"/>
             </w:pPr>
             <w:r>
+              <w:t>0.0</w:t>
+            </w:r>
+          </w:p>
+        </w:tc>
+        <w:tc>
+          <w:p>
+            <w:pPr>
+              <w:pStyle w:val="Normal"/>
+            </w:pPr>
+            <w:r>
+              <w:t>0.47</w:t>
+            </w:r>
+          </w:p>
+        </w:tc>
+        <w:tc>
+          <w:p>
+            <w:pPr>
+              <w:pStyle w:val="Normal"/>
+            </w:pPr>
+            <w:r>
               <w:t>0.66</w:t>
             </w:r>
           </w:p>
@@ -449,7 +569,7 @@
               <w:pStyle w:val="Normal"/>
             </w:pPr>
             <w:r>
-              <w:t>0.66</w:t>
+              <w:t>1.00</w:t>
             </w:r>
           </w:p>
         </w:tc>
